--- a/rapports/2026-06-06/EQ18/EQ18_sup_v2/DR_malforme_1_31101E_11/84-39-26-81.docx
+++ b/rapports/2026-06-06/EQ18/EQ18_sup_v2/DR_malforme_1_31101E_11/84-39-26-81.docx
@@ -297,7 +297,7 @@
           <w:color w:val="1F6FEB"/>
           <w:sz w:val="22"/>
         </w:rPr>
-        <w:t>⚠ INCOHÉRENCES À CORRIGER (47)</w:t>
+        <w:t>⚠ INCOHÉRENCES À CORRIGER (46)</w:t>
       </w:r>
     </w:p>
     <w:tbl>
@@ -485,7 +485,7 @@
                 <w:i w:val="0"/>
                 <w:sz w:val="17"/>
               </w:rPr>
-              <w:t>Incoherence! URBIN BONA dispose d'un téléphone portable à s01q39, donc la raison évoquée ne peut pas être (ne dispose pas d'appareil).</w:t>
+              <w:t>Incoherence! HERNESTINE BANDIA dispose d'un téléphone portable à s01q39, donc la raison évoquée ne peut pas être (ne dispose pas d'appareil).</w:t>
             </w:r>
           </w:p>
         </w:tc>
@@ -575,7 +575,7 @@
                 <w:i w:val="0"/>
                 <w:sz w:val="17"/>
               </w:rPr>
-              <w:t>Incoherence! HERNESTINE BANDIA dispose d'un téléphone portable à s01q39, donc la raison évoquée ne peut pas être (ne dispose pas d'appareil).</w:t>
+              <w:t>Incoherence! URBIN BONA dispose d'un téléphone portable à s01q39, donc la raison évoquée ne peut pas être (ne dispose pas d'appareil).</w:t>
             </w:r>
           </w:p>
         </w:tc>
@@ -1115,7 +1115,7 @@
                 <w:i w:val="0"/>
                 <w:sz w:val="17"/>
               </w:rPr>
-              <w:t>L'ethni de URBIN BONA est BASSARY, prière de bien classer cet ethni qui existe soit dans la liste des ethni ou n'éxiste pas comme ethni.</w:t>
+              <w:t>L'ethni de HERNESTINE BANDIA est BASSARY, prière de bien classer cet ethni qui existe soit dans la liste des ethni ou n'éxiste pas comme ethni.</w:t>
             </w:r>
           </w:p>
         </w:tc>
@@ -1174,7 +1174,7 @@
                 <w:color w:val="16A34A"/>
                 <w:sz w:val="16"/>
               </w:rPr>
-              <w:t>s00q27, s01q03a, s01q03b, s01q03c, s01q00b</w:t>
+              <w:t>s01q16, s01q00b, s01q16_autre</w:t>
             </w:r>
           </w:p>
         </w:tc>
@@ -1205,7 +1205,7 @@
                 <w:i w:val="0"/>
                 <w:sz w:val="17"/>
               </w:rPr>
-              <w:t>Les informations sur l'acte de naissance (ni Jours, ni mois et ni années) de  HERNESTINE BANDIA  manquent, s'il vous plait pouvez-vous fournir d'effort pour avoir ces informations.</w:t>
+              <w:t>L'ethni de URBIN BONA est BASSARY, prière de bien classer cet ethni qui existe soit dans la liste des ethni ou n'éxiste pas comme ethni.</w:t>
             </w:r>
           </w:p>
         </w:tc>
@@ -1264,7 +1264,7 @@
                 <w:color w:val="16A34A"/>
                 <w:sz w:val="16"/>
               </w:rPr>
-              <w:t>s01q16, s01q00b, s01q16_autre</w:t>
+              <w:t>s01q10_1</w:t>
             </w:r>
           </w:p>
         </w:tc>
@@ -1295,7 +1295,7 @@
                 <w:i w:val="0"/>
                 <w:sz w:val="17"/>
               </w:rPr>
-              <w:t>L'ethni de HERNESTINE BANDIA est BASSARY, prière de bien classer cet ethni qui existe soit dans la liste des ethni ou n'éxiste pas comme ethni.</w:t>
+              <w:t>La taille du ménage lors de l'enquête principale (2) de ce ménage est inférieur à la taille du denombrement (8), prière de fournir des explications concrètes ou aller revisiter le ménage.</w:t>
             </w:r>
           </w:p>
         </w:tc>
@@ -1328,7 +1328,7 @@
                 <w:i w:val="0"/>
                 <w:sz w:val="16"/>
               </w:rPr>
-              <w:t>S01</w:t>
+              <w:t>S04</w:t>
               <w:br/>
             </w:r>
             <w:r>
@@ -1338,7 +1338,7 @@
                 <w:color w:val="64748B"/>
                 <w:sz w:val="14"/>
               </w:rPr>
-              <w:t>Démographie</w:t>
+              <w:t>Emploi</w:t>
             </w:r>
           </w:p>
         </w:tc>
@@ -1354,7 +1354,7 @@
                 <w:color w:val="16A34A"/>
                 <w:sz w:val="16"/>
               </w:rPr>
-              <w:t>s01q10_1</w:t>
+              <w:t>—</w:t>
             </w:r>
           </w:p>
         </w:tc>
@@ -1385,7 +1385,7 @@
                 <w:i w:val="0"/>
                 <w:sz w:val="17"/>
               </w:rPr>
-              <w:t>La taille du ménage lors de l'enquête principale (2) de ce ménage est inférieur à la taille du denombrement (8), prière de fournir des explications concrètes ou aller revisiter le ménage.</w:t>
+              <w:t>Attention ! Le nombre de jours (10 jours) que HERNESTINE BANDIA a travaillés par mois semble être inférieur à 15.</w:t>
             </w:r>
           </w:p>
         </w:tc>
@@ -1475,7 +1475,7 @@
                 <w:i w:val="0"/>
                 <w:sz w:val="17"/>
               </w:rPr>
-              <w:t>Attention ! Le nombre de jours (10 jours) que HERNESTINE BANDIA a travaillés par mois semble être inférieur à 15.</w:t>
+              <w:t>Veuillez, s'il vous plaît, confirmer cette information.</w:t>
             </w:r>
           </w:p>
         </w:tc>
@@ -1508,7 +1508,7 @@
                 <w:i w:val="0"/>
                 <w:sz w:val="16"/>
               </w:rPr>
-              <w:t>S04</w:t>
+              <w:t>S07</w:t>
               <w:br/>
             </w:r>
             <w:r>
@@ -1518,7 +1518,7 @@
                 <w:color w:val="64748B"/>
                 <w:sz w:val="14"/>
               </w:rPr>
-              <w:t>Emploi</w:t>
+              <w:t>Consommation alimentaire</w:t>
             </w:r>
           </w:p>
         </w:tc>
@@ -1565,7 +1565,7 @@
                 <w:i w:val="0"/>
                 <w:sz w:val="17"/>
               </w:rPr>
-              <w:t>Veuillez, s'il vous plaît, confirmer cette information.</w:t>
+              <w:t>Attention ! La dépense du répas pris à l'extérieur de HERNESTINE BANDIA (7500 Fcfa) au cours de 7 derniers jours est relativement élevé.</w:t>
             </w:r>
           </w:p>
         </w:tc>
@@ -1655,7 +1655,7 @@
                 <w:i w:val="0"/>
                 <w:sz w:val="17"/>
               </w:rPr>
-              <w:t>Attention ! La dépense du répas pris à l'extérieur de HERNESTINE BANDIA (7500 Fcfa) au cours de 7 derniers jours est relativement élevé.</w:t>
+              <w:t>Prière de corriger ou de confirmer avec le QG.</w:t>
             </w:r>
           </w:p>
         </w:tc>
@@ -1745,7 +1745,7 @@
                 <w:i w:val="0"/>
                 <w:sz w:val="17"/>
               </w:rPr>
-              <w:t>Prière de corriger ou de confirmer avec le QG.</w:t>
+              <w:t>Le montant total declaré de URBIN BONA concernant les repas pris à l'extérieur du ménage au cours des 7 jours semble élevé.</w:t>
             </w:r>
           </w:p>
         </w:tc>
@@ -1835,7 +1835,7 @@
                 <w:i w:val="0"/>
                 <w:sz w:val="17"/>
               </w:rPr>
-              <w:t>Le montant total declaré de URBIN BONA concernant les repas pris à l'extérieur du ménage au cours des 7 jours semble élevé.</w:t>
+              <w:t>Prière de vérifier et de corriger ou de confirmer ces informations avec le QG.</w:t>
             </w:r>
           </w:p>
         </w:tc>
@@ -1925,7 +1925,7 @@
                 <w:i w:val="0"/>
                 <w:sz w:val="17"/>
               </w:rPr>
-              <w:t>Prière de vérifier et de corriger ou de confirmer ces informations avec le QG.</w:t>
+              <w:t>Attention ! La dépense du répas pris à l'extérieur de URBIN BONA (24600 Fcfa) au cours de 7 derniers jours est relativement élevé.</w:t>
             </w:r>
           </w:p>
         </w:tc>
@@ -2015,7 +2015,7 @@
                 <w:i w:val="0"/>
                 <w:sz w:val="17"/>
               </w:rPr>
-              <w:t>Attention ! La dépense du répas pris à l'extérieur de URBIN BONA (24600 Fcfa) au cours de 7 derniers jours est relativement élevé.</w:t>
+              <w:t>Prière de corriger ou de confirmer avec le QG.</w:t>
             </w:r>
           </w:p>
         </w:tc>
@@ -2048,7 +2048,7 @@
                 <w:i w:val="0"/>
                 <w:sz w:val="16"/>
               </w:rPr>
-              <w:t>S07</w:t>
+              <w:t>S09</w:t>
               <w:br/>
             </w:r>
             <w:r>
@@ -2058,7 +2058,7 @@
                 <w:color w:val="64748B"/>
                 <w:sz w:val="14"/>
               </w:rPr>
-              <w:t>Consommation alimentaire</w:t>
+              <w:t>Dépenses non alimentaires</w:t>
             </w:r>
           </w:p>
         </w:tc>
@@ -2105,7 +2105,7 @@
                 <w:i w:val="0"/>
                 <w:sz w:val="17"/>
               </w:rPr>
-              <w:t>Prière de corriger ou de confirmer avec le QG.</w:t>
+              <w:t>Attention ! La dépense totale du ménage de URBIN BONA (54000 Fcfa) de la fête de Pâques 2026 est relativement élevé.</w:t>
             </w:r>
           </w:p>
         </w:tc>
@@ -2195,7 +2195,7 @@
                 <w:i w:val="0"/>
                 <w:sz w:val="17"/>
               </w:rPr>
-              <w:t>Attention ! La dépense totale du ménage de URBIN BONA (54000 Fcfa) de la fête de Pâques 2026 est relativement élevé.</w:t>
+              <w:t>Prière de corriger ou de confirmer avec le QG.</w:t>
             </w:r>
           </w:p>
         </w:tc>
@@ -2285,7 +2285,7 @@
                 <w:i w:val="0"/>
                 <w:sz w:val="17"/>
               </w:rPr>
-              <w:t>Prière de corriger ou de confirmer avec le QG.</w:t>
+              <w:t>Attention ! La dépense totale du ménage de URBIN BONA (77000 Fcfa) de la fête de Noël 2025 est relativement élevé.</w:t>
             </w:r>
           </w:p>
         </w:tc>
@@ -2375,7 +2375,7 @@
                 <w:i w:val="0"/>
                 <w:sz w:val="17"/>
               </w:rPr>
-              <w:t>Attention ! La dépense totale du ménage de URBIN BONA (77000 Fcfa) de la fête de Noël 2025 est relativement élevé.</w:t>
+              <w:t>Attention ! La dépense totale du ménage de URBIN BONA (78000 Fcfa) de la fête de Autres fêtes réligieuses chrétiennes est relativement élevé.</w:t>
             </w:r>
           </w:p>
         </w:tc>
@@ -2465,7 +2465,7 @@
                 <w:i w:val="0"/>
                 <w:sz w:val="17"/>
               </w:rPr>
-              <w:t>Attention ! La dépense totale du ménage de URBIN BONA (78000 Fcfa) de la fête de Autres fêtes réligieuses chrétiennes est relativement élevé.</w:t>
+              <w:t>Attention ! La dépense du ménage de URBIN BONA (1500 Fcfa) au cours de 7 derniers jours de Transport urbain en taxi est relativement élevé.</w:t>
             </w:r>
           </w:p>
         </w:tc>
@@ -2555,7 +2555,7 @@
                 <w:i w:val="0"/>
                 <w:sz w:val="17"/>
               </w:rPr>
-              <w:t>Attention ! La dépense du ménage de URBIN BONA (1500 Fcfa) au cours de 7 derniers jours de Transport urbain en taxi est relativement élevé.</w:t>
+              <w:t>Prière de corriger ou de confirmer avec le QG.</w:t>
             </w:r>
           </w:p>
         </w:tc>
@@ -2614,7 +2614,7 @@
                 <w:color w:val="16A34A"/>
                 <w:sz w:val="16"/>
               </w:rPr>
-              <w:t>—</w:t>
+              <w:t>s01q23, s01q00b, s01q23_autre</w:t>
             </w:r>
           </w:p>
         </w:tc>
@@ -2645,7 +2645,7 @@
                 <w:i w:val="0"/>
                 <w:sz w:val="17"/>
               </w:rPr>
-              <w:t>Prière de corriger ou de confirmer avec le QG.</w:t>
+              <w:t>La dernière fois que vous avez acheté Vins modernes est DANS UNE MAISON et semble exister dans les modalités, prière de prendre attache avec le QG pour plus d'explication afin de la classer bien.</w:t>
             </w:r>
           </w:p>
         </w:tc>
@@ -2704,7 +2704,7 @@
                 <w:color w:val="16A34A"/>
                 <w:sz w:val="16"/>
               </w:rPr>
-              <w:t>s01q23, s01q00b, s01q23_autre</w:t>
+              <w:t>—</w:t>
             </w:r>
           </w:p>
         </w:tc>
@@ -2735,7 +2735,7 @@
                 <w:i w:val="0"/>
                 <w:sz w:val="17"/>
               </w:rPr>
-              <w:t>La dernière fois que vous avez acheté Vins modernes est DANS UNE MAISON et semble exister dans les modalités, prière de prendre attache avec le QG pour plus d'explication afin de la classer bien.</w:t>
+              <w:t>Attention ! La dépense du ménage de URBIN BONA (5000 Fcfa) au cours de 30 derniers jours de Vins modernes est relativement élevé.</w:t>
             </w:r>
           </w:p>
         </w:tc>
@@ -2825,7 +2825,7 @@
                 <w:i w:val="0"/>
                 <w:sz w:val="17"/>
               </w:rPr>
-              <w:t>Attention ! La dépense du ménage de URBIN BONA (5000 Fcfa) au cours de 30 derniers jours de Vins modernes est relativement élevé.</w:t>
+              <w:t>Prière de corriger ou de confirmer avec le QG.</w:t>
             </w:r>
           </w:p>
         </w:tc>
@@ -2915,7 +2915,7 @@
                 <w:i w:val="0"/>
                 <w:sz w:val="17"/>
               </w:rPr>
-              <w:t>Prière de corriger ou de confirmer avec le QG.</w:t>
+              <w:t>Attention ! La dépense du ménage de URBIN BONA (200 Fcfa) au cours de 30 derniers jours de Bougies est relativement élevé.</w:t>
             </w:r>
           </w:p>
         </w:tc>
@@ -3005,7 +3005,7 @@
                 <w:i w:val="0"/>
                 <w:sz w:val="17"/>
               </w:rPr>
-              <w:t>Attention ! La dépense du ménage de URBIN BONA (200 Fcfa) au cours de 30 derniers jours de Bougies est relativement élevé.</w:t>
+              <w:t>Attention ! La dépense du ménage de URBIN BONA (5000 Fcfa) au cours de 3 derniers mois de Médicaments achetés en pharmacie sans ordonnance: alcool, pansements, paracétamol, médicaments les affections courantes (paludisme, toux, rhume, diarrhée/disenterie, vers intestinaux, etc.</w:t>
             </w:r>
           </w:p>
         </w:tc>
@@ -3095,7 +3095,7 @@
                 <w:i w:val="0"/>
                 <w:sz w:val="17"/>
               </w:rPr>
-              <w:t>Attention ! La dépense du ménage de URBIN BONA (5000 Fcfa) au cours de 3 derniers mois de Médicaments achetés en pharmacie sans ordonnance: alcool, pansements, paracétamol, médicaments les affections courantes (paludisme, toux, rhume, diarrhée/disenterie, vers intestinaux, etc.</w:t>
+              <w:t>) est relativement élevé.</w:t>
             </w:r>
           </w:p>
         </w:tc>
@@ -3185,7 +3185,7 @@
                 <w:i w:val="0"/>
                 <w:sz w:val="17"/>
               </w:rPr>
-              <w:t>) est relativement élevé.</w:t>
+              <w:t>Prière de corriger ou de confirmer avec le QG.</w:t>
             </w:r>
           </w:p>
         </w:tc>
@@ -3218,7 +3218,7 @@
                 <w:i w:val="0"/>
                 <w:sz w:val="16"/>
               </w:rPr>
-              <w:t>S09</w:t>
+              <w:t>S11</w:t>
               <w:br/>
             </w:r>
             <w:r>
@@ -3228,7 +3228,7 @@
                 <w:color w:val="64748B"/>
                 <w:sz w:val="14"/>
               </w:rPr>
-              <w:t>Dépenses non alimentaires</w:t>
+              <w:t>Logement / cadre de vie</w:t>
             </w:r>
           </w:p>
         </w:tc>
@@ -3275,7 +3275,7 @@
                 <w:i w:val="0"/>
                 <w:sz w:val="17"/>
               </w:rPr>
-              <w:t>Prière de corriger ou de confirmer avec le QG.</w:t>
+              <w:t>Prière de vérifier pour être sûr que vous avez choisi les bonnes modalités des questions 11.01 et 11.19.</w:t>
             </w:r>
           </w:p>
         </w:tc>
@@ -3365,7 +3365,7 @@
                 <w:i w:val="0"/>
                 <w:sz w:val="17"/>
               </w:rPr>
-              <w:t>Prière de vérifier pour être sûr que vous avez choisi les bonnes modalités des questions 11.01 et 11.19.</w:t>
+              <w:t>Merci de ne pas corriger si vous êtes sûr de celui donné par le ménage et observé par vous.</w:t>
             </w:r>
           </w:p>
         </w:tc>
@@ -3398,7 +3398,7 @@
                 <w:i w:val="0"/>
                 <w:sz w:val="16"/>
               </w:rPr>
-              <w:t>S11</w:t>
+              <w:t>S15</w:t>
               <w:br/>
             </w:r>
             <w:r>
@@ -3408,7 +3408,7 @@
                 <w:color w:val="64748B"/>
                 <w:sz w:val="14"/>
               </w:rPr>
-              <w:t>Logement / cadre de vie</w:t>
+              <w:t>Filets de sécurité</w:t>
             </w:r>
           </w:p>
         </w:tc>
@@ -3424,7 +3424,7 @@
                 <w:color w:val="16A34A"/>
                 <w:sz w:val="16"/>
               </w:rPr>
-              <w:t>—</w:t>
+              <w:t>s15q06_autre</w:t>
             </w:r>
           </w:p>
         </w:tc>
@@ -3440,7 +3440,7 @@
                 <w:color w:val="64748B"/>
                 <w:sz w:val="16"/>
               </w:rPr>
-              <w:t>GT-CQ</w:t>
+              <w:t>Inter-sections</w:t>
             </w:r>
           </w:p>
         </w:tc>
@@ -3455,7 +3455,7 @@
                 <w:i w:val="0"/>
                 <w:sz w:val="17"/>
               </w:rPr>
-              <w:t>Merci de ne pas corriger si vous êtes sûr de celui donné par le ménage et observé par vous.</w:t>
+              <w:t>[ssaw_autre_filet_securite] Raison non-bénéfice filet sécurité saisie en 'Autre' (s15q06_autre). Vérifier si une modalité existante aurait dû être utilisée.</w:t>
             </w:r>
           </w:p>
         </w:tc>
@@ -3488,7 +3488,7 @@
                 <w:i w:val="0"/>
                 <w:sz w:val="16"/>
               </w:rPr>
-              <w:t>S15</w:t>
+              <w:t>S16</w:t>
               <w:br/>
             </w:r>
             <w:r>
@@ -3498,7 +3498,7 @@
                 <w:color w:val="64748B"/>
                 <w:sz w:val="14"/>
               </w:rPr>
-              <w:t>Filets de sécurité</w:t>
+              <w:t>Agriculture</w:t>
             </w:r>
           </w:p>
         </w:tc>
@@ -3514,7 +3514,7 @@
                 <w:color w:val="16A34A"/>
                 <w:sz w:val="16"/>
               </w:rPr>
-              <w:t>s15q06_autre</w:t>
+              <w:t>s00q28, s01q28, s01q29, s01q30, s02q01__1, s02q02__1, s03q19, s04q32</w:t>
             </w:r>
           </w:p>
         </w:tc>
@@ -3530,7 +3530,7 @@
                 <w:color w:val="64748B"/>
                 <w:sz w:val="16"/>
               </w:rPr>
-              <w:t>Inter-sections</w:t>
+              <w:t>GT-CQ</w:t>
             </w:r>
           </w:p>
         </w:tc>
@@ -3545,7 +3545,7 @@
                 <w:i w:val="0"/>
                 <w:sz w:val="17"/>
               </w:rPr>
-              <w:t>[ssaw_autre_filet_securite] Raison non-bénéfice filet sécurité saisie en 'Autre' (s15q06_autre). Vérifier si une modalité existante aurait dû être utilisée.</w:t>
+              <w:t>Le prix d'achat de Engrais organiques - déchets d'animaux est de 250 FCFA par Kilogramme qui semble faible, prière de vérifier  le montant d'achat (2500 FCFA pour 10 Kilogramme) de Engrais organiques - déchets d'animaux auprès de l'enquêté ou confirmer.</w:t>
             </w:r>
           </w:p>
         </w:tc>
@@ -3635,7 +3635,7 @@
                 <w:i w:val="0"/>
                 <w:sz w:val="17"/>
               </w:rPr>
-              <w:t>Le prix d'achat de Engrais organiques - déchets d'animaux est de 250 FCFA par Kilogramme qui semble faible, prière de vérifier  le montant d'achat (2500 FCFA pour 10 Kilogramme) de Engrais organiques - déchets d'animaux auprès de l'enquêté ou confirmer.</w:t>
+              <w:t>Le prix d'achat de Produits phytosanitaires - Herbicides est de 200 FCFA par Litre qui semble faible, prière de vérifier  le montant d'achat (10000 FCFA pour 50 Litre) de Produits phytosanitaires - Herbicides auprès de l'enquêté ou confirmer.</w:t>
             </w:r>
           </w:p>
         </w:tc>
@@ -3725,7 +3725,7 @@
                 <w:i w:val="0"/>
                 <w:sz w:val="17"/>
               </w:rPr>
-              <w:t>Le prix d'achat de Produits phytosanitaires - Herbicides est de 200 FCFA par Litre qui semble faible, prière de vérifier  le montant d'achat (10000 FCFA pour 50 Litre) de Produits phytosanitaires - Herbicides auprès de l'enquêté ou confirmer.</w:t>
+              <w:t>Le prix d'achat de Semences d'arachide est de 333.3333 FCFA par Kilogramme qui semble faible, prière de vérifier  le montant d'achat (2000 FCFA pour 6 Kilogramme) de Semences d'arachide auprès de l'enquêté ou confirmer.</w:t>
             </w:r>
           </w:p>
         </w:tc>
@@ -3758,7 +3758,7 @@
                 <w:i w:val="0"/>
                 <w:sz w:val="16"/>
               </w:rPr>
-              <w:t>S16</w:t>
+              <w:t>S19</w:t>
               <w:br/>
             </w:r>
             <w:r>
@@ -3768,7 +3768,7 @@
                 <w:color w:val="64748B"/>
                 <w:sz w:val="14"/>
               </w:rPr>
-              <w:t>Agriculture</w:t>
+              <w:t>Entreprises non agricoles</w:t>
             </w:r>
           </w:p>
         </w:tc>
@@ -3784,7 +3784,7 @@
                 <w:color w:val="16A34A"/>
                 <w:sz w:val="16"/>
               </w:rPr>
-              <w:t>s00q28, s01q28, s01q29, s01q30, s02q01__1, s02q02__1, s03q19, s04q32</w:t>
+              <w:t>—</w:t>
             </w:r>
           </w:p>
         </w:tc>
@@ -3815,7 +3815,7 @@
                 <w:i w:val="0"/>
                 <w:sz w:val="17"/>
               </w:rPr>
-              <w:t>Le prix d'achat de Semences d'arachide est de 333.3333 FCFA par Kilogramme qui semble faible, prière de vérifier  le montant d'achat (2000 FCFA pour 6 Kilogramme) de Semences d'arachide auprès de l'enquêté ou confirmer.</w:t>
+              <w:t>Attention ! Houe/daba/hilaire a été revendu à 1000 Fcfa qui est relativement élevé par rapport aux autres prix de revente observés dans cette zone.</w:t>
             </w:r>
           </w:p>
         </w:tc>
@@ -3905,7 +3905,7 @@
                 <w:i w:val="0"/>
                 <w:sz w:val="17"/>
               </w:rPr>
-              <w:t>Attention ! Houe/daba/hilaire a été revendu à 1000 Fcfa qui est relativement élevé par rapport aux autres prix de revente observés dans cette zone.</w:t>
+              <w:t>Prière de corriger ou de confirmer avec le QG.</w:t>
             </w:r>
           </w:p>
         </w:tc>
@@ -3920,10 +3920,10 @@
               <w:rPr>
                 <w:b/>
                 <w:i w:val="0"/>
-                <w:color w:val="EA580C"/>
+                <w:color w:val="CA8A04"/>
                 <w:sz w:val="16"/>
               </w:rPr>
-              <w:t>Moyenne</w:t>
+              <w:t>Faible</w:t>
             </w:r>
           </w:p>
         </w:tc>
@@ -3938,7 +3938,7 @@
                 <w:i w:val="0"/>
                 <w:sz w:val="16"/>
               </w:rPr>
-              <w:t>S19</w:t>
+              <w:t>S01</w:t>
               <w:br/>
             </w:r>
             <w:r>
@@ -3948,7 +3948,7 @@
                 <w:color w:val="64748B"/>
                 <w:sz w:val="14"/>
               </w:rPr>
-              <w:t>Entreprises non agricoles</w:t>
+              <w:t>Démographie</w:t>
             </w:r>
           </w:p>
         </w:tc>
@@ -3964,7 +3964,7 @@
                 <w:color w:val="16A34A"/>
                 <w:sz w:val="16"/>
               </w:rPr>
-              <w:t>—</w:t>
+              <w:t>s00q04, s01q41a, s01q00b</w:t>
             </w:r>
           </w:p>
         </w:tc>
@@ -3995,7 +3995,7 @@
                 <w:i w:val="0"/>
                 <w:sz w:val="17"/>
               </w:rPr>
-              <w:t>Prière de corriger ou de confirmer avec le QG.</w:t>
+              <w:t>Avertissement!!! HERNESTINE BANDIA a 35 ans et vit en milieu urbain dit n'avoir pas dépensé (0 Fcfa) ou reçu en cadeau pour les recharges internet ou de forfaits de données mobiles(hors appels vocaux) aucours des 30 derniers jours, prière de confirmer cette information auprès de l'enquêté ou confirmer avec le QG.</w:t>
             </w:r>
           </w:p>
         </w:tc>
@@ -4086,96 +4086,6 @@
                 <w:sz w:val="17"/>
               </w:rPr>
               <w:t>Avertissement!!! URBIN BONA a 40 ans et vit en milieu urbain dit n'avoir pas dépensé (0 Fcfa) ou reçu en cadeau pour les recharges internet ou de forfaits de données mobiles(hors appels vocaux) aucours des 30 derniers jours, prière de confirmer cette information auprès de l'enquêté ou confirmer avec le QG.</w:t>
-            </w:r>
-          </w:p>
-        </w:tc>
-      </w:tr>
-      <w:tr>
-        <w:tc>
-          <w:tcPr>
-            <w:tcW w:type="dxa" w:w="964"/>
-          </w:tcPr>
-          <w:p>
-            <w:r>
-              <w:rPr>
-                <w:b/>
-                <w:i w:val="0"/>
-                <w:color w:val="CA8A04"/>
-                <w:sz w:val="16"/>
-              </w:rPr>
-              <w:t>Faible</w:t>
-            </w:r>
-          </w:p>
-        </w:tc>
-        <w:tc>
-          <w:tcPr>
-            <w:tcW w:type="dxa" w:w="1247"/>
-          </w:tcPr>
-          <w:p>
-            <w:r>
-              <w:rPr>
-                <w:b/>
-                <w:i w:val="0"/>
-                <w:sz w:val="16"/>
-              </w:rPr>
-              <w:t>S01</w:t>
-              <w:br/>
-            </w:r>
-            <w:r>
-              <w:rPr>
-                <w:b w:val="0"/>
-                <w:i w:val="0"/>
-                <w:color w:val="64748B"/>
-                <w:sz w:val="14"/>
-              </w:rPr>
-              <w:t>Démographie</w:t>
-            </w:r>
-          </w:p>
-        </w:tc>
-        <w:tc>
-          <w:tcPr>
-            <w:tcW w:type="dxa" w:w="1531"/>
-          </w:tcPr>
-          <w:p>
-            <w:r>
-              <w:rPr>
-                <w:b/>
-                <w:i w:val="0"/>
-                <w:color w:val="16A34A"/>
-                <w:sz w:val="16"/>
-              </w:rPr>
-              <w:t>s00q04, s01q41a, s01q00b</w:t>
-            </w:r>
-          </w:p>
-        </w:tc>
-        <w:tc>
-          <w:tcPr>
-            <w:tcW w:type="dxa" w:w="1191"/>
-          </w:tcPr>
-          <w:p>
-            <w:r>
-              <w:rPr>
-                <w:b w:val="0"/>
-                <w:i w:val="0"/>
-                <w:color w:val="64748B"/>
-                <w:sz w:val="16"/>
-              </w:rPr>
-              <w:t>GT-CQ</w:t>
-            </w:r>
-          </w:p>
-        </w:tc>
-        <w:tc>
-          <w:tcPr>
-            <w:tcW w:type="dxa" w:w="4706"/>
-          </w:tcPr>
-          <w:p>
-            <w:r>
-              <w:rPr>
-                <w:b w:val="0"/>
-                <w:i w:val="0"/>
-                <w:sz w:val="17"/>
-              </w:rPr>
-              <w:t>Avertissement!!! HERNESTINE BANDIA a 35 ans et vit en milieu urbain dit n'avoir pas dépensé (0 Fcfa) ou reçu en cadeau pour les recharges internet ou de forfaits de données mobiles(hors appels vocaux) aucours des 30 derniers jours, prière de confirmer cette information auprès de l'enquêté ou confirmer avec le QG.</w:t>
             </w:r>
           </w:p>
         </w:tc>
